--- a/content-pipeline/campaign-ben-thanh/word/008_kinh-nghiem-mua-sam-cho-ben-thanh.docx
+++ b/content-pipeline/campaign-ben-thanh/word/008_kinh-nghiem-mua-sam-cho-ben-thanh.docx
@@ -173,275 +173,6 @@
         </w:rPr>
         <w:t xml:space="preserve"> đưa bạn bước vào mê cung của hơn 1.400 sạp hàng rực rỡ sắc màu. Đối với người lữ khách có gu, việc dạo chợ không chỉ để mang về những món quà lưu niệm độc đáo mà còn là dịp để chiêm ngưỡng kỹ nghệ thủ công tinh xảo của các làng nghề truyền thống ba miền hội tụ về đất Sài Gòn.</w:t>
       </w:r>
-    </w:p>
-    <w:p>
-      <w:pPr>
-        <w:spacing w:before="120" w:after="120"/>
-        <w:jc w:val="center"/>
-      </w:pPr>
-      <w:r>
-        <w:rPr>
-          <w:color w:val="CBD5E1"/>
-        </w:rPr>
-        <w:t>―――――――――――――――――――――――――――――――――――――――――――――</w:t>
-      </w:r>
-    </w:p>
-    <w:p>
-      <w:pPr>
-        <w:keepNext/>
-        <w:spacing w:before="320" w:after="120" w:line="276" w:lineRule="auto"/>
-      </w:pPr>
-      <w:r>
-        <w:rPr>
-          <w:rFonts w:ascii="Calibri" w:hAnsi="Calibri"/>
-          <w:b/>
-          <w:color w:val="1B365D"/>
-          <w:sz w:val="32"/>
-        </w:rPr>
-        <w:t>Quick Overview Stats Bar (Thông Số Mua Sắm 2026)</w:t>
-      </w:r>
-    </w:p>
-    <w:tbl>
-      <w:tblPr>
-        <w:tblW w:type="auto" w:w="0"/>
-        <w:jc w:val="center"/>
-        <w:tblLook w:firstColumn="1" w:firstRow="1" w:lastColumn="0" w:lastRow="0" w:noHBand="0" w:noVBand="1" w:val="04A0"/>
-        <w:tblBorders>
-          <w:top w:val="single" w:sz="4" w:space="0" w:color="CBD5E1"/>
-          <w:bottom w:val="single" w:sz="6" w:space="0" w:color="1B365D"/>
-          <w:left w:val="none"/>
-          <w:right w:val="none"/>
-          <w:insideH w:val="single" w:sz="4" w:space="0" w:color="CBD5E1"/>
-          <w:insideV w:val="none"/>
-        </w:tblBorders>
-      </w:tblPr>
-      <w:tblGrid>
-        <w:gridCol w:w="2484"/>
-        <w:gridCol w:w="2484"/>
-        <w:gridCol w:w="2484"/>
-        <w:gridCol w:w="2484"/>
-      </w:tblGrid>
-      <w:tr>
-        <w:tc>
-          <w:tcPr>
-            <w:tcW w:type="dxa" w:w="2484"/>
-            <w:vAlign w:val="center"/>
-            <w:shd w:fill="1B365D"/>
-            <w:tcMar>
-              <w:top w:w="140" w:type="dxa"/>
-              <w:bottom w:w="140" w:type="dxa"/>
-              <w:left w:w="150" w:type="dxa"/>
-              <w:right w:w="150" w:type="dxa"/>
-            </w:tcMar>
-          </w:tcPr>
-          <w:p>
-            <w:pPr>
-              <w:spacing w:before="0" w:after="0" w:line="276" w:lineRule="auto"/>
-            </w:pPr>
-            <w:r>
-              <w:rPr>
-                <w:rFonts w:ascii="Calibri" w:hAnsi="Calibri"/>
-                <w:b/>
-                <w:color w:val="FFFFFF"/>
-                <w:sz w:val="19"/>
-              </w:rPr>
-              <w:t>🏪 Quy mô gian hàng</w:t>
-            </w:r>
-          </w:p>
-        </w:tc>
-        <w:tc>
-          <w:tcPr>
-            <w:tcW w:type="dxa" w:w="2484"/>
-            <w:vAlign w:val="center"/>
-            <w:shd w:fill="1B365D"/>
-            <w:tcMar>
-              <w:top w:w="140" w:type="dxa"/>
-              <w:bottom w:w="140" w:type="dxa"/>
-              <w:left w:w="150" w:type="dxa"/>
-              <w:right w:w="150" w:type="dxa"/>
-            </w:tcMar>
-          </w:tcPr>
-          <w:p>
-            <w:pPr>
-              <w:spacing w:before="0" w:after="0" w:line="276" w:lineRule="auto"/>
-            </w:pPr>
-            <w:r>
-              <w:rPr>
-                <w:rFonts w:ascii="Calibri" w:hAnsi="Calibri"/>
-                <w:b/>
-                <w:color w:val="FFFFFF"/>
-                <w:sz w:val="19"/>
-              </w:rPr>
-              <w:t>🕒 Giờ mở cửa hoạt động</w:t>
-            </w:r>
-          </w:p>
-        </w:tc>
-        <w:tc>
-          <w:tcPr>
-            <w:tcW w:type="dxa" w:w="2484"/>
-            <w:vAlign w:val="center"/>
-            <w:shd w:fill="1B365D"/>
-            <w:tcMar>
-              <w:top w:w="140" w:type="dxa"/>
-              <w:bottom w:w="140" w:type="dxa"/>
-              <w:left w:w="150" w:type="dxa"/>
-              <w:right w:w="150" w:type="dxa"/>
-            </w:tcMar>
-          </w:tcPr>
-          <w:p>
-            <w:pPr>
-              <w:spacing w:before="0" w:after="0" w:line="276" w:lineRule="auto"/>
-            </w:pPr>
-            <w:r>
-              <w:rPr>
-                <w:rFonts w:ascii="Calibri" w:hAnsi="Calibri"/>
-                <w:b/>
-                <w:color w:val="FFFFFF"/>
-                <w:sz w:val="19"/>
-              </w:rPr>
-              <w:t>💳 Phương thức thanh toán 2026</w:t>
-            </w:r>
-          </w:p>
-        </w:tc>
-        <w:tc>
-          <w:tcPr>
-            <w:tcW w:type="dxa" w:w="2484"/>
-            <w:vAlign w:val="center"/>
-            <w:shd w:fill="1B365D"/>
-            <w:tcMar>
-              <w:top w:w="140" w:type="dxa"/>
-              <w:bottom w:w="140" w:type="dxa"/>
-              <w:left w:w="150" w:type="dxa"/>
-              <w:right w:w="150" w:type="dxa"/>
-            </w:tcMar>
-          </w:tcPr>
-          <w:p>
-            <w:pPr>
-              <w:spacing w:before="0" w:after="0" w:line="276" w:lineRule="auto"/>
-            </w:pPr>
-            <w:r>
-              <w:rPr>
-                <w:rFonts w:ascii="Calibri" w:hAnsi="Calibri"/>
-                <w:b/>
-                <w:color w:val="FFFFFF"/>
-                <w:sz w:val="19"/>
-              </w:rPr>
-              <w:t>🌟 Mặt hàng tiêu biểu</w:t>
-            </w:r>
-          </w:p>
-        </w:tc>
-      </w:tr>
-      <w:tr>
-        <w:tc>
-          <w:tcPr>
-            <w:tcW w:type="dxa" w:w="2484"/>
-            <w:vAlign w:val="center"/>
-            <w:shd w:fill="F8FAFC"/>
-            <w:tcMar>
-              <w:top w:w="100" w:type="dxa"/>
-              <w:bottom w:w="100" w:type="dxa"/>
-              <w:left w:w="150" w:type="dxa"/>
-              <w:right w:w="150" w:type="dxa"/>
-            </w:tcMar>
-          </w:tcPr>
-          <w:p>
-            <w:pPr>
-              <w:spacing w:before="0" w:after="0" w:line="276" w:lineRule="auto"/>
-            </w:pPr>
-            <w:r>
-              <w:rPr>
-                <w:rFonts w:ascii="Calibri" w:hAnsi="Calibri"/>
-                <w:color w:val="1E293B"/>
-                <w:sz w:val="19"/>
-              </w:rPr>
-              <w:t>1.400+ sạp hàng chuyên nghiệp</w:t>
-            </w:r>
-          </w:p>
-        </w:tc>
-        <w:tc>
-          <w:tcPr>
-            <w:tcW w:type="dxa" w:w="2484"/>
-            <w:vAlign w:val="center"/>
-            <w:shd w:fill="F8FAFC"/>
-            <w:tcMar>
-              <w:top w:w="100" w:type="dxa"/>
-              <w:bottom w:w="100" w:type="dxa"/>
-              <w:left w:w="150" w:type="dxa"/>
-              <w:right w:w="150" w:type="dxa"/>
-            </w:tcMar>
-          </w:tcPr>
-          <w:p>
-            <w:pPr>
-              <w:spacing w:before="0" w:after="0" w:line="276" w:lineRule="auto"/>
-            </w:pPr>
-            <w:r>
-              <w:rPr>
-                <w:rFonts w:ascii="Calibri" w:hAnsi="Calibri"/>
-                <w:color w:val="1E293B"/>
-                <w:sz w:val="19"/>
-              </w:rPr>
-              <w:t>07:00 – 18:00 (Trong chợ)</w:t>
-            </w:r>
-          </w:p>
-        </w:tc>
-        <w:tc>
-          <w:tcPr>
-            <w:tcW w:type="dxa" w:w="2484"/>
-            <w:vAlign w:val="center"/>
-            <w:shd w:fill="F8FAFC"/>
-            <w:tcMar>
-              <w:top w:w="100" w:type="dxa"/>
-              <w:bottom w:w="100" w:type="dxa"/>
-              <w:left w:w="150" w:type="dxa"/>
-              <w:right w:w="150" w:type="dxa"/>
-            </w:tcMar>
-          </w:tcPr>
-          <w:p>
-            <w:pPr>
-              <w:spacing w:before="0" w:after="0" w:line="276" w:lineRule="auto"/>
-            </w:pPr>
-            <w:r>
-              <w:rPr>
-                <w:rFonts w:ascii="Calibri" w:hAnsi="Calibri"/>
-                <w:color w:val="1E293B"/>
-                <w:sz w:val="19"/>
-              </w:rPr>
-              <w:t>100% Chấp nhận VietQR, Visa/Mastercard</w:t>
-            </w:r>
-          </w:p>
-        </w:tc>
-        <w:tc>
-          <w:tcPr>
-            <w:tcW w:type="dxa" w:w="2484"/>
-            <w:vAlign w:val="center"/>
-            <w:shd w:fill="F8FAFC"/>
-            <w:tcMar>
-              <w:top w:w="100" w:type="dxa"/>
-              <w:bottom w:w="100" w:type="dxa"/>
-              <w:left w:w="150" w:type="dxa"/>
-              <w:right w:w="150" w:type="dxa"/>
-            </w:tcMar>
-          </w:tcPr>
-          <w:p>
-            <w:pPr>
-              <w:spacing w:before="0" w:after="0" w:line="276" w:lineRule="auto"/>
-            </w:pPr>
-            <w:r>
-              <w:rPr>
-                <w:rFonts w:ascii="Calibri" w:hAnsi="Calibri"/>
-                <w:color w:val="1E293B"/>
-                <w:sz w:val="19"/>
-              </w:rPr>
-              <w:t>Lụa tơ tằm, sơn mài khảm trứng, cà phê rang mộc</w:t>
-            </w:r>
-          </w:p>
-        </w:tc>
-      </w:tr>
-    </w:tbl>
-    <w:p>
-      <w:pPr>
-        <w:spacing w:before="0" w:after="80"/>
-      </w:pPr>
     </w:p>
     <w:p>
       <w:pPr>

--- a/content-pipeline/campaign-ben-thanh/word/008_kinh-nghiem-mua-sam-cho-ben-thanh.docx
+++ b/content-pipeline/campaign-ben-thanh/word/008_kinh-nghiem-mua-sam-cho-ben-thanh.docx
@@ -340,7 +340,7 @@
           <w:color w:val="1B365D"/>
           <w:sz w:val="32"/>
         </w:rPr>
-        <w:t>1. Sơ Đồ 4 Phân Khu Hàng Hóa Theo 4 Cửa Chính</w:t>
+        <w:t>Sơ Đồ 4 Phân Khu Hàng Hóa Theo 4 Cửa Chính</w:t>
       </w:r>
     </w:p>
     <w:p>
@@ -368,7 +368,7 @@
           <w:color w:val="D97706"/>
           <w:sz w:val="26"/>
         </w:rPr>
-        <w:t>1.1. Cửa Nam (Đường Lê Lợi): Không Gian Vải Vóc &amp; Nghệ Thuật Thủ Công</w:t>
+        <w:t>Cửa Nam (Đường Lê Lợi): Không Gian Vải Vóc &amp; Nghệ Thuật Thủ Công</w:t>
       </w:r>
     </w:p>
     <w:p>
@@ -396,7 +396,7 @@
           <w:color w:val="D97706"/>
           <w:sz w:val="26"/>
         </w:rPr>
-        <w:t>1.2. Cửa Đông (Đường Phan Bội Châu): Hương Vị Nông Sản &amp; Trầm Tích Đồ Khô</w:t>
+        <w:t>Cửa Đông (Đường Phan Bội Châu): Hương Vị Nông Sản &amp; Trầm Tích Đồ Khô</w:t>
       </w:r>
     </w:p>
     <w:p>
@@ -424,7 +424,7 @@
           <w:color w:val="D97706"/>
           <w:sz w:val="26"/>
         </w:rPr>
-        <w:t>1.3. Cửa Tây (Đường Phan Chu Trinh): Thế Giới Phụ Kiện Thủ Công</w:t>
+        <w:t>Cửa Tây (Đường Phan Chu Trinh): Thế Giới Phụ Kiện Thủ Công</w:t>
       </w:r>
     </w:p>
     <w:p>
@@ -452,7 +452,7 @@
           <w:color w:val="D97706"/>
           <w:sz w:val="26"/>
         </w:rPr>
-        <w:t>1.4. Cửa Bắc (Đường Lê Thánh Tôn): Sắc Màu Nông Sản Tươi Rói</w:t>
+        <w:t>Cửa Bắc (Đường Lê Thánh Tôn): Sắc Màu Nông Sản Tươi Rói</w:t>
       </w:r>
     </w:p>
     <w:p>
@@ -492,7 +492,7 @@
           <w:color w:val="1B365D"/>
           <w:sz w:val="32"/>
         </w:rPr>
-        <w:t>2. Nghệ Thuật Trả Giá Văn Minh: "Bargaining With Grace"</w:t>
+        <w:t>Nghệ Thuật Trả Giá Văn Minh: "Bargaining With Grace"</w:t>
       </w:r>
     </w:p>
     <w:p>
@@ -520,7 +520,7 @@
           <w:color w:val="D97706"/>
           <w:sz w:val="26"/>
         </w:rPr>
-        <w:t>2.1. Tôn Trọng "Vía Mở Hàng" Buổi Sáng Sớm</w:t>
+        <w:t>Tôn Trọng "Vía Mở Hàng" Buổi Sáng Sớm</w:t>
       </w:r>
     </w:p>
     <w:p>
@@ -548,7 +548,7 @@
           <w:color w:val="D97706"/>
           <w:sz w:val="26"/>
         </w:rPr>
-        <w:t>2.2. Biên Độ Thương Lượng Hợp Lý: 15% – 25%</w:t>
+        <w:t>Biên Độ Thương Lượng Hợp Lý: 15% – 25%</w:t>
       </w:r>
     </w:p>
     <w:p>
@@ -643,7 +643,7 @@
           <w:color w:val="D97706"/>
           <w:sz w:val="26"/>
         </w:rPr>
-        <w:t>2.3. Quy Tắc Rời Đi Nhẹ Nhàng (Walk Away Technique)</w:t>
+        <w:t>Quy Tắc Rời Đi Nhẹ Nhàng (Walk Away Technique)</w:t>
       </w:r>
     </w:p>
     <w:p>
@@ -683,7 +683,7 @@
           <w:color w:val="1B365D"/>
           <w:sz w:val="32"/>
         </w:rPr>
-        <w:t>3. Cẩm Nang Phân Biệt Hàng Thủ Công Cao Cấp vs Hàng Công Nghiệp</w:t>
+        <w:t>Cẩm Nang Phân Biệt Hàng Thủ Công Cao Cấp vs Hàng Công Nghiệp</w:t>
       </w:r>
     </w:p>
     <w:tbl>
@@ -1138,7 +1138,7 @@
           <w:color w:val="1B365D"/>
           <w:sz w:val="32"/>
         </w:rPr>
-        <w:t>4. Quyền Lợi Của Người Mua Sắm Tại Chợ Bến Thành 2026</w:t>
+        <w:t>Quyền Lợi Của Người Mua Sắm Tại Chợ Bến Thành 2026</w:t>
       </w:r>
     </w:p>
     <w:p>

--- a/content-pipeline/campaign-ben-thanh/word/008_kinh-nghiem-mua-sam-cho-ben-thanh.docx
+++ b/content-pipeline/campaign-ben-thanh/word/008_kinh-nghiem-mua-sam-cho-ben-thanh.docx
@@ -116,7 +116,7 @@
                 <w:color w:val="1E293B"/>
                 <w:sz w:val="20"/>
               </w:rPr>
-              <w:t>“Mua sắm tại Chợ Bến Thành chưa bao giờ là một cuộc giao dịch tiền – hàng khô khan. Đó là một vũ điệu giao tiếp văn hóa đầy duyên dáng giữa người mua và người bán, nơi một nụ cười ấm áp, sự am tường về chất liệu thủ công và thái độ tôn trọng lẫn nhau sẽ mở ra những trải nghiệm mua sắm tuyệt vời nhất giữa lòng đô thị trăm năm.”</w:t>
+              <w:t>“Mua sắm tại Chợ Bến Thành chưa bao giờ là một cuộc giao dịch tiền – hàng khô khan. Đó là một cuộc trò chuyện cởi mở đầy duyên dáng giữa người mua và người bán, nơi một nụ cười ấm áp, sự am tường về chất liệu thủ công và thái độ tôn trọng lẫn nhau sẽ mở ra những trải nghiệm mua sắm tuyệt vời nhất giữa lòng đô thị trăm năm.”</w:t>
             </w:r>
           </w:p>
         </w:tc>
@@ -171,7 +171,7 @@
           <w:color w:val="1E293B"/>
           <w:sz w:val="21"/>
         </w:rPr>
-        <w:t xml:space="preserve"> đưa bạn bước vào mê cung của hơn 1.400 sạp hàng rực rỡ sắc màu. Đối với người lữ khách có gu, việc dạo chợ không chỉ để mang về những món quà lưu niệm độc đáo mà còn là dịp để chiêm ngưỡng kỹ nghệ thủ công tinh xảo của các làng nghề truyền thống ba miền hội tụ về đất Sài Gòn.</w:t>
+        <w:t xml:space="preserve"> đưa bạn bước vào mê cung của hơn 1.400 sạp hàng rực rỡ sắc màu. Đối với du khách, việc dạo chợ không chỉ để mang về những món quà lưu niệm độc đáo mà còn là dịp để chiêm ngưỡng kỹ nghệ thủ công tinh xảo của các làng nghề truyền thống ba miền hội tụ về đất Sài Gòn.</w:t>
       </w:r>
     </w:p>
     <w:p>
@@ -305,7 +305,7 @@
           <w:color w:val="1E293B"/>
           <w:sz w:val="20"/>
         </w:rPr>
-        <w:t>100% không tiền mặt:</w:t>
+        <w:t>Thanh toán VietQR &amp; Không tiền mặt:</w:t>
       </w:r>
       <w:r>
         <w:rPr>
@@ -313,7 +313,7 @@
           <w:color w:val="1E293B"/>
           <w:sz w:val="20"/>
         </w:rPr>
-        <w:t xml:space="preserve"> Toàn bộ tiểu thương chợ Bến Thành hiện đều sở hữu mã thanh toán điện tử thông minh, loại bỏ hoàn toàn nỗi lo đổi tiền lẻ.</w:t>
+        <w:t xml:space="preserve"> Hầu hết tiểu thương đều trang bị mã VietQR nhanh chóng; tuy nhiên du khách quốc tế vẫn nên chuẩn bị một khoản tiền mặt nhỏ (200.000 – 500.000 VNĐ) để thuận tiện chi tiêu tại các quầy ẩm thực truyền thống.</w:t>
       </w:r>
     </w:p>
     <w:p>
@@ -353,7 +353,7 @@
           <w:color w:val="1E293B"/>
           <w:sz w:val="21"/>
         </w:rPr>
-        <w:t>Để không bị lạc lối giữa ma trận hàng hóa, người du hành thông thái cần nắm rõ bản đồ phân bố các ngành hàng theo 4 hướng cổng chính:</w:t>
+        <w:t>Để không bị lạc lối giữa ma trận hàng hóa, du khách cần nắm rõ bản đồ phân bố các ngành hàng theo 4 hướng cổng chính:</w:t>
       </w:r>
     </w:p>
     <w:p>
@@ -396,7 +396,7 @@
           <w:color w:val="D97706"/>
           <w:sz w:val="26"/>
         </w:rPr>
-        <w:t>Cửa Đông (Đường Phan Bội Châu): Hương Vị Nông Sản &amp; Trầm Tích Đồ Khô</w:t>
+        <w:t>Cửa Đông (Đường Phan Bội Châu): Hương Vị Nông Sản &amp; Gian Hàng Đồ Khô</w:t>
       </w:r>
     </w:p>
     <w:p>
@@ -492,7 +492,7 @@
           <w:color w:val="1B365D"/>
           <w:sz w:val="32"/>
         </w:rPr>
-        <w:t>Nghệ Thuật Trả Giá Văn Minh: "Bargaining With Grace"</w:t>
+        <w:t>Nghệ Thuật Mặc Cả Duyên Dáng &amp; Tôn Trọng Người Bán</w:t>
       </w:r>
     </w:p>
     <w:p>

--- a/content-pipeline/campaign-ben-thanh/word/008_kinh-nghiem-mua-sam-cho-ben-thanh.docx
+++ b/content-pipeline/campaign-ben-thanh/word/008_kinh-nghiem-mua-sam-cho-ben-thanh.docx
@@ -1264,6 +1264,246 @@
     </w:p>
     <w:p>
       <w:pPr>
+        <w:spacing w:before="120" w:after="120"/>
+        <w:jc w:val="center"/>
+      </w:pPr>
+      <w:r>
+        <w:rPr>
+          <w:color w:val="CBD5E1"/>
+        </w:rPr>
+        <w:t>―――――――――――――――――――――――――――――――――――――――――――――</w:t>
+      </w:r>
+    </w:p>
+    <w:p>
+      <w:pPr>
+        <w:keepNext/>
+        <w:spacing w:before="320" w:after="120" w:line="276" w:lineRule="auto"/>
+      </w:pPr>
+      <w:r>
+        <w:rPr>
+          <w:rFonts w:ascii="Calibri" w:hAnsi="Calibri"/>
+          <w:b/>
+          <w:color w:val="1B365D"/>
+          <w:sz w:val="32"/>
+        </w:rPr>
+        <w:t>🗺️ Liên Kết Hành Trình &amp; Điểm Đến Lân Cận</w:t>
+      </w:r>
+    </w:p>
+    <w:p>
+      <w:pPr>
+        <w:spacing w:before="40" w:after="120" w:line="276" w:lineRule="auto"/>
+      </w:pPr>
+      <w:r>
+        <w:rPr>
+          <w:rFonts w:ascii="Calibri" w:hAnsi="Calibri"/>
+          <w:color w:val="1E293B"/>
+          <w:sz w:val="21"/>
+        </w:rPr>
+        <w:t>Để tối ưu hành trình khám phá khu vực trung tâm Bến Thành, mời bạn tham khảo thêm các cẩm nang chuyên sâu liên quan:</w:t>
+      </w:r>
+      <w:r>
+        <w:rPr>
+          <w:rFonts w:ascii="Calibri" w:hAnsi="Calibri"/>
+          <w:color w:val="1E293B"/>
+          <w:sz w:val="21"/>
+        </w:rPr>
+      </w:r>
+      <w:r>
+        <w:rPr>
+          <w:rFonts w:ascii="Calibri" w:hAnsi="Calibri"/>
+          <w:color w:val="1E293B"/>
+          <w:sz w:val="21"/>
+        </w:rPr>
+        <w:br/>
+        <w:t xml:space="preserve">- </w:t>
+      </w:r>
+      <w:r>
+        <w:rPr>
+          <w:rFonts w:ascii="Calibri" w:hAnsi="Calibri"/>
+          <w:b/>
+          <w:color w:val="1E293B"/>
+          <w:sz w:val="21"/>
+        </w:rPr>
+        <w:t>Đổi ngoại tệ chợ Bến Thành Hà Tâm:</w:t>
+      </w:r>
+      <w:r>
+        <w:rPr>
+          <w:rFonts w:ascii="Calibri" w:hAnsi="Calibri"/>
+          <w:color w:val="1E293B"/>
+          <w:sz w:val="21"/>
+        </w:rPr>
+        <w:t xml:space="preserve"> chuẩn bị tiền mặt trước khi mua sắm tại tiệm vàng trong bài </w:t>
+      </w:r>
+      <w:r>
+        <w:rPr>
+          <w:rFonts w:ascii="Calibri" w:hAnsi="Calibri"/>
+          <w:color w:val="1E293B"/>
+          <w:sz w:val="21"/>
+          <w:u w:val="single"/>
+        </w:rPr>
+        <w:t>đổi ngoại tệ chợ Bến Thành Hà Tâm</w:t>
+      </w:r>
+      <w:r>
+        <w:rPr>
+          <w:rFonts w:ascii="Calibri" w:hAnsi="Calibri"/>
+          <w:color w:val="1E293B"/>
+          <w:sz w:val="21"/>
+        </w:rPr>
+        <w:t>.</w:t>
+      </w:r>
+      <w:r>
+        <w:rPr>
+          <w:rFonts w:ascii="Calibri" w:hAnsi="Calibri"/>
+          <w:color w:val="1E293B"/>
+          <w:sz w:val="21"/>
+        </w:rPr>
+      </w:r>
+      <w:r>
+        <w:rPr>
+          <w:rFonts w:ascii="Calibri" w:hAnsi="Calibri"/>
+          <w:color w:val="1E293B"/>
+          <w:sz w:val="21"/>
+        </w:rPr>
+        <w:br/>
+        <w:t xml:space="preserve">- </w:t>
+      </w:r>
+      <w:r>
+        <w:rPr>
+          <w:rFonts w:ascii="Calibri" w:hAnsi="Calibri"/>
+          <w:b/>
+          <w:color w:val="1E293B"/>
+          <w:sz w:val="21"/>
+        </w:rPr>
+        <w:t>Cảnh báo lừa đảo chặt chém:</w:t>
+      </w:r>
+      <w:r>
+        <w:rPr>
+          <w:rFonts w:ascii="Calibri" w:hAnsi="Calibri"/>
+          <w:color w:val="1E293B"/>
+          <w:sz w:val="21"/>
+        </w:rPr>
+        <w:t xml:space="preserve"> tránh bị hét giá và chèo kéo cùng </w:t>
+      </w:r>
+      <w:r>
+        <w:rPr>
+          <w:rFonts w:ascii="Calibri" w:hAnsi="Calibri"/>
+          <w:color w:val="1E293B"/>
+          <w:sz w:val="21"/>
+          <w:u w:val="single"/>
+        </w:rPr>
+        <w:t>cảnh báo lừa đảo chặt chém tại chợ Bến Thành</w:t>
+      </w:r>
+      <w:r>
+        <w:rPr>
+          <w:rFonts w:ascii="Calibri" w:hAnsi="Calibri"/>
+          <w:color w:val="1E293B"/>
+          <w:sz w:val="21"/>
+        </w:rPr>
+        <w:t>.</w:t>
+      </w:r>
+      <w:r>
+        <w:rPr>
+          <w:rFonts w:ascii="Calibri" w:hAnsi="Calibri"/>
+          <w:color w:val="1E293B"/>
+          <w:sz w:val="21"/>
+        </w:rPr>
+      </w:r>
+      <w:r>
+        <w:rPr>
+          <w:rFonts w:ascii="Calibri" w:hAnsi="Calibri"/>
+          <w:color w:val="1E293B"/>
+          <w:sz w:val="21"/>
+        </w:rPr>
+        <w:br/>
+        <w:t xml:space="preserve">- </w:t>
+      </w:r>
+      <w:r>
+        <w:rPr>
+          <w:rFonts w:ascii="Calibri" w:hAnsi="Calibri"/>
+          <w:b/>
+          <w:color w:val="1E293B"/>
+          <w:sz w:val="21"/>
+        </w:rPr>
+        <w:t>Chợ Bến Thành có gì chơi:</w:t>
+      </w:r>
+      <w:r>
+        <w:rPr>
+          <w:rFonts w:ascii="Calibri" w:hAnsi="Calibri"/>
+          <w:color w:val="1E293B"/>
+          <w:sz w:val="21"/>
+        </w:rPr>
+        <w:t xml:space="preserve"> nắm rõ sơ đồ các sạp hàng qua cẩm nang </w:t>
+      </w:r>
+      <w:r>
+        <w:rPr>
+          <w:rFonts w:ascii="Calibri" w:hAnsi="Calibri"/>
+          <w:color w:val="1E293B"/>
+          <w:sz w:val="21"/>
+          <w:u w:val="single"/>
+        </w:rPr>
+        <w:t>chợ Bến Thành có gì chơi</w:t>
+      </w:r>
+      <w:r>
+        <w:rPr>
+          <w:rFonts w:ascii="Calibri" w:hAnsi="Calibri"/>
+          <w:color w:val="1E293B"/>
+          <w:sz w:val="21"/>
+        </w:rPr>
+        <w:t>.</w:t>
+      </w:r>
+      <w:r>
+        <w:rPr>
+          <w:rFonts w:ascii="Calibri" w:hAnsi="Calibri"/>
+          <w:color w:val="1E293B"/>
+          <w:sz w:val="21"/>
+        </w:rPr>
+      </w:r>
+      <w:r>
+        <w:rPr>
+          <w:rFonts w:ascii="Calibri" w:hAnsi="Calibri"/>
+          <w:color w:val="1E293B"/>
+          <w:sz w:val="21"/>
+        </w:rPr>
+        <w:br/>
+        <w:t xml:space="preserve">- </w:t>
+      </w:r>
+      <w:r>
+        <w:rPr>
+          <w:rFonts w:ascii="Calibri" w:hAnsi="Calibri"/>
+          <w:b/>
+          <w:color w:val="1E293B"/>
+          <w:sz w:val="21"/>
+        </w:rPr>
+        <w:t>Kinh nghiệm đi chợ Bến Thành:</w:t>
+      </w:r>
+      <w:r>
+        <w:rPr>
+          <w:rFonts w:ascii="Calibri" w:hAnsi="Calibri"/>
+          <w:color w:val="1E293B"/>
+          <w:sz w:val="21"/>
+        </w:rPr>
+        <w:t xml:space="preserve"> tra cứu khung giờ vàng và bí quyết mua sắm trong </w:t>
+      </w:r>
+      <w:r>
+        <w:rPr>
+          <w:rFonts w:ascii="Calibri" w:hAnsi="Calibri"/>
+          <w:color w:val="1E293B"/>
+          <w:sz w:val="21"/>
+          <w:u w:val="single"/>
+        </w:rPr>
+        <w:t>kinh nghiệm đi chợ Bến Thành toàn tập</w:t>
+      </w:r>
+      <w:r>
+        <w:rPr>
+          <w:rFonts w:ascii="Calibri" w:hAnsi="Calibri"/>
+          <w:color w:val="1E293B"/>
+          <w:sz w:val="21"/>
+        </w:rPr>
+        <w:t>.</w:t>
+      </w:r>
+    </w:p>
+    <w:p>
+      <w:pPr>
         <w:keepNext/>
         <w:spacing w:before="320" w:after="120" w:line="276" w:lineRule="auto"/>
       </w:pPr>
